--- a/arabic_web_compiler_documentation.docx
+++ b/arabic_web_compiler_documentation.docx
@@ -49,10 +49,7 @@
         <w:t xml:space="preserve"> </w:t>
       </w:r>
       <w:r>
-        <w:t>(Arabic Web Compiler</w:t>
-      </w:r>
-      <w:r>
-        <w:t>)</w:t>
+        <w:t>(Arabic Web Compiler)</w:t>
       </w:r>
       <w:r>
         <w:rPr>
@@ -336,13 +333,7 @@
         <w:rPr>
           <w:rtl/>
         </w:rPr>
-        <w:t>ر</w:t>
-      </w:r>
-      <w:r>
-        <w:rPr>
-          <w:rtl/>
-        </w:rPr>
-        <w:t xml:space="preserve"> البرمجة</w:t>
+        <w:t>ر البرمجة</w:t>
       </w:r>
       <w:r>
         <w:t xml:space="preserve"> JS/TS </w:t>
@@ -1088,76 +1079,6 @@
       </w:tr>
       <w:tr>
         <w:trPr>
-          <w:trHeight w:val="1002"/>
-          <w:tblCellSpacing w:w="15" w:type="dxa"/>
-        </w:trPr>
-        <w:tc>
-          <w:tcPr>
-            <w:tcW w:w="0" w:type="auto"/>
-            <w:tcBorders>
-              <w:top w:val="single" w:sz="2" w:space="0" w:color="E3E3E3"/>
-              <w:left w:val="single" w:sz="2" w:space="0" w:color="E3E3E3"/>
-            </w:tcBorders>
-            <w:vAlign w:val="center"/>
-            <w:hideMark/>
-          </w:tcPr>
-          <w:p>
-            <w:pPr>
-              <w:bidi/>
-            </w:pPr>
-            <w:r>
-              <w:rPr>
-                <w:rtl/>
-              </w:rPr>
-              <w:t>رقم_كبير</w:t>
-            </w:r>
-          </w:p>
-        </w:tc>
-        <w:tc>
-          <w:tcPr>
-            <w:tcW w:w="0" w:type="auto"/>
-            <w:tcBorders>
-              <w:top w:val="single" w:sz="2" w:space="0" w:color="E3E3E3"/>
-              <w:left w:val="single" w:sz="2" w:space="0" w:color="E3E3E3"/>
-            </w:tcBorders>
-            <w:vAlign w:val="center"/>
-            <w:hideMark/>
-          </w:tcPr>
-          <w:p>
-            <w:pPr>
-              <w:bidi/>
-            </w:pPr>
-            <w:r>
-              <w:t>BigInt</w:t>
-            </w:r>
-          </w:p>
-        </w:tc>
-        <w:tc>
-          <w:tcPr>
-            <w:tcW w:w="0" w:type="auto"/>
-            <w:tcBorders>
-              <w:top w:val="single" w:sz="2" w:space="0" w:color="E3E3E3"/>
-              <w:left w:val="single" w:sz="2" w:space="0" w:color="E3E3E3"/>
-              <w:right w:val="nil"/>
-            </w:tcBorders>
-            <w:vAlign w:val="center"/>
-            <w:hideMark/>
-          </w:tcPr>
-          <w:p>
-            <w:pPr>
-              <w:bidi/>
-            </w:pPr>
-            <w:r>
-              <w:rPr>
-                <w:rtl/>
-              </w:rPr>
-              <w:t>الأرقام الكبيرة</w:t>
-            </w:r>
-          </w:p>
-        </w:tc>
-      </w:tr>
-      <w:tr>
-        <w:trPr>
           <w:trHeight w:val="978"/>
           <w:tblCellSpacing w:w="15" w:type="dxa"/>
         </w:trPr>
@@ -1803,7 +1724,6 @@
           <w:szCs w:val="28"/>
           <w:rtl/>
         </w:rPr>
-        <w:lastRenderedPageBreak/>
         <w:t>مرحلة تفتيش الأخطاء وقت التشغيل تلقائياً</w:t>
       </w:r>
       <w:r>
@@ -1905,6 +1825,7 @@
           <w:b/>
           <w:sz w:val="32"/>
         </w:rPr>
+        <w:lastRenderedPageBreak/>
         <w:t>٣. مرجع الكلمات المفتاحية والقواعد النحوية</w:t>
       </w:r>
     </w:p>
@@ -2883,7 +2804,6 @@
               <w:bidi/>
             </w:pPr>
             <w:r>
-              <w:lastRenderedPageBreak/>
               <w:t>`عرض`</w:t>
             </w:r>
           </w:p>
@@ -3014,6 +2934,7 @@
               <w:bidi/>
             </w:pPr>
             <w:r>
+              <w:lastRenderedPageBreak/>
               <w:t>`هامش`</w:t>
             </w:r>
           </w:p>
@@ -3913,7 +3834,6 @@
               <w:bidi/>
             </w:pPr>
             <w:r>
-              <w:lastRenderedPageBreak/>
               <w:t>`الا` أو `والا`</w:t>
             </w:r>
           </w:p>
@@ -4109,6 +4029,7 @@
               <w:bidi/>
             </w:pPr>
             <w:r>
+              <w:lastRenderedPageBreak/>
               <w:t>`في`</w:t>
             </w:r>
           </w:p>
@@ -4665,18 +4586,18 @@
             </w:pPr>
             <w:r>
               <w:rPr>
+                <w:rFonts w:cs="Arial"/>
                 <w:noProof/>
                 <w:sz w:val="32"/>
                 <w:szCs w:val="32"/>
                 <w:rtl/>
-                <w:lang w:val="ar-SA"/>
               </w:rPr>
               <w:lastRenderedPageBreak/>
               <w:drawing>
-                <wp:inline distT="0" distB="0" distL="0" distR="0" wp14:anchorId="49B7F27A" wp14:editId="512F1672">
-                  <wp:extent cx="2690093" cy="2004234"/>
-                  <wp:effectExtent l="0" t="0" r="0" b="0"/>
-                  <wp:docPr id="625170258" name="Picture 9"/>
+                <wp:inline distT="0" distB="0" distL="0" distR="0" wp14:anchorId="06CFC563" wp14:editId="0333FBD2">
+                  <wp:extent cx="2773049" cy="1894205"/>
+                  <wp:effectExtent l="0" t="0" r="8255" b="0"/>
+                  <wp:docPr id="1204845772" name="Picture 1"/>
                   <wp:cNvGraphicFramePr>
                     <a:graphicFrameLocks xmlns:a="http://schemas.openxmlformats.org/drawingml/2006/main" noChangeAspect="1"/>
                   </wp:cNvGraphicFramePr>
@@ -4684,7 +4605,7 @@
                     <a:graphicData uri="http://schemas.openxmlformats.org/drawingml/2006/picture">
                       <pic:pic xmlns:pic="http://schemas.openxmlformats.org/drawingml/2006/picture">
                         <pic:nvPicPr>
-                          <pic:cNvPr id="625170258" name="Picture 625170258"/>
+                          <pic:cNvPr id="1204845772" name=""/>
                           <pic:cNvPicPr/>
                         </pic:nvPicPr>
                         <pic:blipFill>
@@ -4696,7 +4617,7 @@
                         <pic:spPr>
                           <a:xfrm>
                             <a:off x="0" y="0"/>
-                            <a:ext cx="2690093" cy="2004234"/>
+                            <a:ext cx="2782597" cy="1900727"/>
                           </a:xfrm>
                           <a:prstGeom prst="rect">
                             <a:avLst/>
@@ -5314,6 +5235,7 @@
               <w:bidi/>
             </w:pPr>
             <w:r>
+              <w:lastRenderedPageBreak/>
               <w:t xml:space="preserve">--wait </w:t>
             </w:r>
           </w:p>
@@ -5655,9 +5577,6 @@
       <w:pPr>
         <w:bidi/>
         <w:ind w:left="720"/>
-        <w:rPr>
-          <w:rtl/>
-        </w:rPr>
       </w:pPr>
       <w:r>
         <w:rPr>
@@ -5669,6 +5588,604 @@
     </w:p>
     <w:p>
       <w:pPr>
+        <w:pStyle w:val="ListParagraph"/>
+        <w:numPr>
+          <w:ilvl w:val="0"/>
+          <w:numId w:val="16"/>
+        </w:numPr>
+        <w:bidi/>
+        <w:rPr>
+          <w:b/>
+          <w:bCs/>
+          <w:sz w:val="28"/>
+          <w:szCs w:val="28"/>
+        </w:rPr>
+      </w:pPr>
+      <w:r>
+        <w:rPr>
+          <w:rFonts w:hint="cs"/>
+          <w:b/>
+          <w:bCs/>
+          <w:sz w:val="28"/>
+          <w:szCs w:val="28"/>
+          <w:rtl/>
+        </w:rPr>
+        <w:t xml:space="preserve">دعم جزئي ل </w:t>
+      </w:r>
+      <w:r>
+        <w:rPr>
+          <w:b/>
+          <w:bCs/>
+          <w:sz w:val="28"/>
+          <w:szCs w:val="28"/>
+        </w:rPr>
+        <w:t>js/ts</w:t>
+      </w:r>
+      <w:r>
+        <w:rPr>
+          <w:rFonts w:hint="cs"/>
+          <w:b/>
+          <w:bCs/>
+          <w:sz w:val="28"/>
+          <w:szCs w:val="28"/>
+          <w:rtl/>
+        </w:rPr>
+        <w:t>:</w:t>
+      </w:r>
+    </w:p>
+    <w:p>
+      <w:pPr>
+        <w:pStyle w:val="ListParagraph"/>
+        <w:numPr>
+          <w:ilvl w:val="0"/>
+          <w:numId w:val="21"/>
+        </w:numPr>
+        <w:bidi/>
+        <w:rPr>
+          <w:lang w:bidi="ar-SY"/>
+        </w:rPr>
+      </w:pPr>
+      <w:r>
+        <w:rPr>
+          <w:rFonts w:hint="cs"/>
+          <w:rtl/>
+          <w:lang w:bidi="ar-SY"/>
+        </w:rPr>
+        <w:t xml:space="preserve">جرى تمكين اللغة بتحديد أنواع للمتحولات، لكنها أيضا شملت تعريفات بدون أنواع </w:t>
+      </w:r>
+      <w:proofErr w:type="spellStart"/>
+      <w:r>
+        <w:rPr>
+          <w:rFonts w:hint="cs"/>
+          <w:rtl/>
+          <w:lang w:bidi="ar-SY"/>
+        </w:rPr>
+        <w:t>لل</w:t>
+      </w:r>
+      <w:proofErr w:type="spellEnd"/>
+      <w:r>
+        <w:rPr>
+          <w:rFonts w:hint="cs"/>
+          <w:rtl/>
+          <w:lang w:bidi="ar-SY"/>
+        </w:rPr>
+        <w:t xml:space="preserve"> </w:t>
+      </w:r>
+      <w:r>
+        <w:rPr>
+          <w:lang w:val="de-DE" w:bidi="ar-SY"/>
+        </w:rPr>
+        <w:t>object</w:t>
+      </w:r>
+      <w:r>
+        <w:rPr>
+          <w:rFonts w:hint="cs"/>
+          <w:rtl/>
+          <w:lang w:val="de-DE" w:bidi="ar-SY"/>
+        </w:rPr>
+        <w:t xml:space="preserve"> على سبيل المثال وعناصر ال </w:t>
+      </w:r>
+      <w:r>
+        <w:rPr>
+          <w:lang w:val="de-DE" w:bidi="ar-SY"/>
+        </w:rPr>
+        <w:t>dom</w:t>
+      </w:r>
+      <w:r>
+        <w:rPr>
+          <w:rFonts w:hint="cs"/>
+          <w:rtl/>
+          <w:lang w:bidi="ar-SY"/>
+        </w:rPr>
+        <w:t>، مما أدى لاحقا الى إمكانية تعريف متحولات بدون أنواع</w:t>
+      </w:r>
+      <w:r>
+        <w:rPr>
+          <w:rFonts w:hint="cs"/>
+          <w:rtl/>
+          <w:lang w:bidi="ar-SY"/>
+        </w:rPr>
+        <w:t>.</w:t>
+      </w:r>
+    </w:p>
+    <w:p>
+      <w:pPr>
+        <w:pStyle w:val="ListParagraph"/>
+        <w:numPr>
+          <w:ilvl w:val="0"/>
+          <w:numId w:val="21"/>
+        </w:numPr>
+        <w:bidi/>
+        <w:rPr>
+          <w:lang w:bidi="ar-SY"/>
+        </w:rPr>
+      </w:pPr>
+      <w:r>
+        <w:rPr>
+          <w:rFonts w:hint="cs"/>
+          <w:rtl/>
+          <w:lang w:bidi="ar-SY"/>
+        </w:rPr>
+        <w:t>اللغة غير قادرة حاليا على التقاط أخطاء</w:t>
+      </w:r>
+      <w:r>
+        <w:rPr>
+          <w:lang w:bidi="ar-SY"/>
+        </w:rPr>
+        <w:t xml:space="preserve"> </w:t>
+      </w:r>
+      <w:r>
+        <w:rPr>
+          <w:rFonts w:hint="cs"/>
+          <w:rtl/>
+          <w:lang w:bidi="ar-SY"/>
+        </w:rPr>
+        <w:t xml:space="preserve"> </w:t>
+      </w:r>
+      <w:r>
+        <w:rPr>
+          <w:lang w:bidi="ar-SY"/>
+        </w:rPr>
+        <w:t xml:space="preserve"> attribute</w:t>
+      </w:r>
+      <w:r>
+        <w:rPr>
+          <w:rFonts w:hint="cs"/>
+          <w:rtl/>
+          <w:lang w:bidi="ar-SY"/>
+        </w:rPr>
+        <w:t xml:space="preserve"> غير معرف ضمن </w:t>
+      </w:r>
+      <w:r>
+        <w:rPr>
+          <w:rFonts w:hint="cs"/>
+          <w:rtl/>
+          <w:lang w:val="de-DE" w:bidi="ar-SY"/>
+        </w:rPr>
+        <w:t xml:space="preserve">ال </w:t>
+      </w:r>
+      <w:r>
+        <w:rPr>
+          <w:lang w:val="de-DE" w:bidi="ar-SY"/>
+        </w:rPr>
+        <w:t>objects</w:t>
+      </w:r>
+      <w:r>
+        <w:rPr>
+          <w:rFonts w:hint="cs"/>
+          <w:rtl/>
+          <w:lang w:val="de-DE" w:bidi="ar-SY"/>
+        </w:rPr>
+        <w:t xml:space="preserve"> يتطلب ذلك مراجعة لمرحلة التحليل الدلالي.</w:t>
+      </w:r>
+    </w:p>
+    <w:p>
+      <w:pPr>
+        <w:pStyle w:val="ListParagraph"/>
+        <w:numPr>
+          <w:ilvl w:val="0"/>
+          <w:numId w:val="21"/>
+        </w:numPr>
+        <w:bidi/>
+        <w:rPr>
+          <w:rtl/>
+          <w:lang w:bidi="ar-SY"/>
+        </w:rPr>
+      </w:pPr>
+      <w:r>
+        <w:rPr>
+          <w:rFonts w:hint="cs"/>
+          <w:rtl/>
+          <w:lang w:bidi="ar-SY"/>
+        </w:rPr>
+        <w:t>التصريح عن متحول بدون نوع غير ممكن في هذه اللغة الا في حال الاسناد له مباشرة.</w:t>
+      </w:r>
+    </w:p>
+    <w:p>
+      <w:pPr>
+        <w:pStyle w:val="ListParagraph"/>
+        <w:numPr>
+          <w:ilvl w:val="0"/>
+          <w:numId w:val="21"/>
+        </w:numPr>
+        <w:bidi/>
+        <w:rPr>
+          <w:rtl/>
+          <w:lang w:val="de-DE" w:bidi="ar-SY"/>
+        </w:rPr>
+      </w:pPr>
+      <w:r>
+        <w:rPr>
+          <w:rFonts w:hint="cs"/>
+          <w:rtl/>
+          <w:lang w:bidi="ar-SY"/>
+        </w:rPr>
+        <w:t xml:space="preserve">عمليات التغيير في عناصر ال </w:t>
+      </w:r>
+      <w:r>
+        <w:rPr>
+          <w:lang w:val="de-DE" w:bidi="ar-SY"/>
+        </w:rPr>
+        <w:t>DOM</w:t>
+      </w:r>
+      <w:r>
+        <w:rPr>
+          <w:rFonts w:hint="cs"/>
+          <w:rtl/>
+          <w:lang w:val="de-DE" w:bidi="ar-SY"/>
+        </w:rPr>
+        <w:t xml:space="preserve"> تشتمل على احضار عنصر وتغيير محتواه وجلب القيمة الداخلية له.</w:t>
+      </w:r>
+    </w:p>
+    <w:p>
+      <w:pPr>
+        <w:pStyle w:val="ListParagraph"/>
+        <w:numPr>
+          <w:ilvl w:val="0"/>
+          <w:numId w:val="21"/>
+        </w:numPr>
+        <w:bidi/>
+        <w:rPr>
+          <w:lang w:val="de-DE" w:bidi="ar-SY"/>
+        </w:rPr>
+      </w:pPr>
+      <w:r>
+        <w:rPr>
+          <w:rFonts w:hint="cs"/>
+          <w:rtl/>
+          <w:lang w:val="de-DE" w:bidi="ar-SY"/>
+        </w:rPr>
+        <w:t>يمكن تعريف مستمع ل</w:t>
+      </w:r>
+      <w:r>
+        <w:rPr>
+          <w:rFonts w:hint="cs"/>
+          <w:rtl/>
+          <w:lang w:val="de-DE" w:bidi="ar-SY"/>
+        </w:rPr>
+        <w:t xml:space="preserve">عنصر </w:t>
+      </w:r>
+      <w:r>
+        <w:rPr>
+          <w:rFonts w:hint="cs"/>
+          <w:rtl/>
+          <w:lang w:val="de-DE" w:bidi="ar-SY"/>
+        </w:rPr>
+        <w:t xml:space="preserve">من ال </w:t>
+      </w:r>
+      <w:r>
+        <w:rPr>
+          <w:lang w:val="de-DE" w:bidi="ar-SY"/>
+        </w:rPr>
+        <w:t>DOM</w:t>
+      </w:r>
+      <w:r>
+        <w:rPr>
+          <w:rFonts w:hint="cs"/>
+          <w:rtl/>
+          <w:lang w:val="de-DE" w:bidi="ar-SY"/>
+        </w:rPr>
+        <w:t xml:space="preserve"> (</w:t>
+      </w:r>
+      <w:r>
+        <w:rPr>
+          <w:lang w:val="de-DE" w:bidi="ar-SY"/>
+        </w:rPr>
+        <w:t>addEventListener</w:t>
+      </w:r>
+      <w:r>
+        <w:rPr>
+          <w:rFonts w:hint="cs"/>
+          <w:rtl/>
+          <w:lang w:val="de-DE" w:bidi="ar-SY"/>
+        </w:rPr>
+        <w:t>)</w:t>
+      </w:r>
+      <w:r>
+        <w:rPr>
+          <w:lang w:val="de-DE" w:bidi="ar-SY"/>
+        </w:rPr>
+        <w:t xml:space="preserve"> </w:t>
+      </w:r>
+      <w:r>
+        <w:rPr>
+          <w:rFonts w:hint="cs"/>
+          <w:rtl/>
+          <w:lang w:val="de-DE" w:bidi="ar-SY"/>
+        </w:rPr>
+        <w:t>يقبل</w:t>
+      </w:r>
+      <w:r>
+        <w:rPr>
+          <w:lang w:val="de-DE" w:bidi="ar-SY"/>
+        </w:rPr>
+        <w:t xml:space="preserve"> </w:t>
+      </w:r>
+      <w:r>
+        <w:rPr>
+          <w:rFonts w:hint="cs"/>
+          <w:rtl/>
+          <w:lang w:bidi="ar-SY"/>
+        </w:rPr>
+        <w:t xml:space="preserve">الأحداث </w:t>
+      </w:r>
+      <w:r>
+        <w:rPr>
+          <w:rFonts w:hint="cs"/>
+          <w:rtl/>
+          <w:lang w:bidi="ar-SY"/>
+        </w:rPr>
+        <w:t>الأساسية كالنقر و النقر المزدوج</w:t>
+      </w:r>
+      <w:r>
+        <w:rPr>
+          <w:lang w:bidi="ar-SY"/>
+        </w:rPr>
+        <w:t xml:space="preserve"> … </w:t>
+      </w:r>
+      <w:r>
+        <w:rPr>
+          <w:rFonts w:hint="cs"/>
+          <w:rtl/>
+          <w:lang w:bidi="ar-SY"/>
+        </w:rPr>
+        <w:t xml:space="preserve"> وتستخدم عوضاً عن </w:t>
+      </w:r>
+      <w:r>
+        <w:rPr>
+          <w:lang w:val="de-DE" w:bidi="ar-SY"/>
+        </w:rPr>
+        <w:t xml:space="preserve"> functions</w:t>
+      </w:r>
+      <w:r>
+        <w:rPr>
+          <w:rFonts w:hint="cs"/>
+          <w:rtl/>
+          <w:lang w:val="de-DE" w:bidi="ar-SY"/>
+        </w:rPr>
+        <w:t xml:space="preserve"> ك </w:t>
+      </w:r>
+      <w:r>
+        <w:rPr>
+          <w:lang w:val="de-DE" w:bidi="ar-SY"/>
+        </w:rPr>
+        <w:t>onchange</w:t>
+      </w:r>
+      <w:r>
+        <w:rPr>
+          <w:lang w:val="de-DE" w:bidi="ar-SY"/>
+        </w:rPr>
+        <w:t xml:space="preserve"> </w:t>
+      </w:r>
+      <w:r>
+        <w:rPr>
+          <w:rFonts w:hint="cs"/>
+          <w:rtl/>
+          <w:lang w:bidi="ar-SY"/>
+        </w:rPr>
+        <w:t xml:space="preserve"> </w:t>
+      </w:r>
+    </w:p>
+    <w:p>
+      <w:pPr>
+        <w:pStyle w:val="ListParagraph"/>
+        <w:numPr>
+          <w:ilvl w:val="0"/>
+          <w:numId w:val="21"/>
+        </w:numPr>
+        <w:bidi/>
+        <w:rPr>
+          <w:lang w:val="de-DE"/>
+        </w:rPr>
+      </w:pPr>
+      <w:r>
+        <w:rPr>
+          <w:rFonts w:hint="cs"/>
+          <w:rtl/>
+          <w:lang w:val="de-DE" w:bidi="ar-SY"/>
+        </w:rPr>
+        <w:t xml:space="preserve">حاليا ليس هنالك إمكانية لكسر الحلقات التكرارية في اللغة باستخدام </w:t>
+      </w:r>
+      <w:r>
+        <w:rPr>
+          <w:lang w:val="de-DE" w:bidi="ar-SY"/>
+        </w:rPr>
+        <w:t>break</w:t>
+      </w:r>
+      <w:r>
+        <w:rPr>
+          <w:rFonts w:hint="cs"/>
+          <w:rtl/>
+          <w:lang w:val="de-DE" w:bidi="ar-SY"/>
+        </w:rPr>
+        <w:t xml:space="preserve"> او </w:t>
+      </w:r>
+      <w:r>
+        <w:rPr>
+          <w:lang w:val="de-DE" w:bidi="ar-SY"/>
+        </w:rPr>
+        <w:t>continue</w:t>
+      </w:r>
+      <w:r>
+        <w:rPr>
+          <w:rFonts w:hint="cs"/>
+          <w:rtl/>
+          <w:lang w:val="de-DE" w:bidi="ar-SY"/>
+        </w:rPr>
+        <w:t>.</w:t>
+      </w:r>
+    </w:p>
+    <w:p>
+      <w:pPr>
+        <w:pStyle w:val="ListParagraph"/>
+        <w:numPr>
+          <w:ilvl w:val="0"/>
+          <w:numId w:val="16"/>
+        </w:numPr>
+        <w:bidi/>
+        <w:rPr>
+          <w:b/>
+          <w:bCs/>
+          <w:sz w:val="28"/>
+          <w:szCs w:val="28"/>
+        </w:rPr>
+      </w:pPr>
+      <w:r>
+        <w:rPr>
+          <w:rFonts w:hint="cs"/>
+          <w:b/>
+          <w:bCs/>
+          <w:sz w:val="28"/>
+          <w:szCs w:val="28"/>
+          <w:rtl/>
+        </w:rPr>
+        <w:t>دعم ل</w:t>
+      </w:r>
+      <w:r>
+        <w:rPr>
+          <w:b/>
+          <w:bCs/>
+          <w:sz w:val="28"/>
+          <w:szCs w:val="28"/>
+        </w:rPr>
+        <w:t xml:space="preserve"> htm</w:t>
+      </w:r>
+      <w:r>
+        <w:rPr>
+          <w:b/>
+          <w:bCs/>
+          <w:sz w:val="28"/>
+          <w:szCs w:val="28"/>
+          <w:lang w:val="de-DE"/>
+        </w:rPr>
+        <w:t>l</w:t>
+      </w:r>
+      <w:r>
+        <w:rPr>
+          <w:rFonts w:hint="cs"/>
+          <w:b/>
+          <w:bCs/>
+          <w:sz w:val="28"/>
+          <w:szCs w:val="28"/>
+          <w:rtl/>
+        </w:rPr>
+        <w:t>:</w:t>
+      </w:r>
+    </w:p>
+    <w:p>
+      <w:pPr>
+        <w:bidi/>
+        <w:rPr>
+          <w:rtl/>
+          <w:lang w:val="de-DE" w:bidi="ar-SY"/>
+        </w:rPr>
+      </w:pPr>
+      <w:r>
+        <w:t xml:space="preserve">     </w:t>
+      </w:r>
+      <w:r>
+        <w:rPr>
+          <w:rFonts w:hint="cs"/>
+          <w:rtl/>
+        </w:rPr>
+        <w:t xml:space="preserve">قواعد </w:t>
+      </w:r>
+      <w:r>
+        <w:rPr>
+          <w:rFonts w:hint="cs"/>
+          <w:rtl/>
+        </w:rPr>
+        <w:t xml:space="preserve">ال </w:t>
+      </w:r>
+      <w:r>
+        <w:rPr>
+          <w:lang w:val="de-DE"/>
+        </w:rPr>
+        <w:t xml:space="preserve">Html </w:t>
+      </w:r>
+      <w:r>
+        <w:rPr>
+          <w:rFonts w:hint="cs"/>
+          <w:rtl/>
+          <w:lang w:val="de-DE" w:bidi="ar-SY"/>
+        </w:rPr>
+        <w:t xml:space="preserve">عامة جدا، حيث يمكن كتابة أي كلمة عربية ضمن ال </w:t>
+      </w:r>
+      <w:r>
+        <w:rPr>
+          <w:lang w:val="de-DE" w:bidi="ar-SY"/>
+        </w:rPr>
+        <w:t>tags</w:t>
+      </w:r>
+      <w:r>
+        <w:rPr>
+          <w:rFonts w:hint="cs"/>
+          <w:rtl/>
+          <w:lang w:bidi="ar-SY"/>
+        </w:rPr>
+        <w:t xml:space="preserve">، فان لم يلتزم المبرمج بالكلمات المفتاحية التي تم عرضها سابقا فتظهر صفحة الويب وهي تحتوي </w:t>
+      </w:r>
+      <w:r>
+        <w:rPr>
+          <w:rFonts w:hint="cs"/>
+          <w:rtl/>
+          <w:lang w:val="de-DE" w:bidi="ar-SY"/>
+        </w:rPr>
+        <w:t xml:space="preserve">ال </w:t>
+      </w:r>
+      <w:r>
+        <w:rPr>
+          <w:lang w:val="de-DE" w:bidi="ar-SY"/>
+        </w:rPr>
+        <w:t>tags</w:t>
+      </w:r>
+      <w:r>
+        <w:rPr>
+          <w:rFonts w:hint="cs"/>
+          <w:rtl/>
+          <w:lang w:val="de-DE" w:bidi="ar-SY"/>
+        </w:rPr>
+        <w:t xml:space="preserve"> معروضة للمستخدم.</w:t>
+      </w:r>
+    </w:p>
+    <w:p>
+      <w:pPr>
+        <w:pStyle w:val="ListParagraph"/>
+        <w:bidi/>
+      </w:pPr>
+    </w:p>
+    <w:p>
+      <w:pPr>
+        <w:pStyle w:val="ListParagraph"/>
+        <w:bidi/>
+        <w:ind w:left="1440"/>
+        <w:rPr>
+          <w:lang w:val="de-DE"/>
+        </w:rPr>
+      </w:pPr>
+    </w:p>
+    <w:p>
+      <w:pPr>
         <w:bidi/>
         <w:ind w:left="720"/>
         <w:rPr>
@@ -5681,7 +6198,6 @@
         <w:bidi/>
         <w:ind w:left="720"/>
         <w:rPr>
-          <w:rFonts w:hint="cs"/>
           <w:rtl/>
         </w:rPr>
       </w:pPr>
@@ -6101,6 +6617,119 @@
     </w:lvl>
   </w:abstractNum>
   <w:abstractNum w:abstractNumId="11" w15:restartNumberingAfterBreak="0">
+    <w:nsid w:val="1C2E3484"/>
+    <w:multiLevelType w:val="hybridMultilevel"/>
+    <w:tmpl w:val="CABAE454"/>
+    <w:lvl w:ilvl="0" w:tplc="04090001">
+      <w:start w:val="1"/>
+      <w:numFmt w:val="bullet"/>
+      <w:lvlText w:val=""/>
+      <w:lvlJc w:val="left"/>
+      <w:pPr>
+        <w:ind w:left="1080" w:hanging="360"/>
+      </w:pPr>
+      <w:rPr>
+        <w:rFonts w:ascii="Symbol" w:hAnsi="Symbol" w:hint="default"/>
+      </w:rPr>
+    </w:lvl>
+    <w:lvl w:ilvl="1" w:tplc="04090003" w:tentative="1">
+      <w:start w:val="1"/>
+      <w:numFmt w:val="bullet"/>
+      <w:lvlText w:val="o"/>
+      <w:lvlJc w:val="left"/>
+      <w:pPr>
+        <w:ind w:left="1800" w:hanging="360"/>
+      </w:pPr>
+      <w:rPr>
+        <w:rFonts w:ascii="Courier New" w:hAnsi="Courier New" w:cs="Courier New" w:hint="default"/>
+      </w:rPr>
+    </w:lvl>
+    <w:lvl w:ilvl="2" w:tplc="04090005" w:tentative="1">
+      <w:start w:val="1"/>
+      <w:numFmt w:val="bullet"/>
+      <w:lvlText w:val=""/>
+      <w:lvlJc w:val="left"/>
+      <w:pPr>
+        <w:ind w:left="2520" w:hanging="360"/>
+      </w:pPr>
+      <w:rPr>
+        <w:rFonts w:ascii="Wingdings" w:hAnsi="Wingdings" w:hint="default"/>
+      </w:rPr>
+    </w:lvl>
+    <w:lvl w:ilvl="3" w:tplc="04090001" w:tentative="1">
+      <w:start w:val="1"/>
+      <w:numFmt w:val="bullet"/>
+      <w:lvlText w:val=""/>
+      <w:lvlJc w:val="left"/>
+      <w:pPr>
+        <w:ind w:left="3240" w:hanging="360"/>
+      </w:pPr>
+      <w:rPr>
+        <w:rFonts w:ascii="Symbol" w:hAnsi="Symbol" w:hint="default"/>
+      </w:rPr>
+    </w:lvl>
+    <w:lvl w:ilvl="4" w:tplc="04090003" w:tentative="1">
+      <w:start w:val="1"/>
+      <w:numFmt w:val="bullet"/>
+      <w:lvlText w:val="o"/>
+      <w:lvlJc w:val="left"/>
+      <w:pPr>
+        <w:ind w:left="3960" w:hanging="360"/>
+      </w:pPr>
+      <w:rPr>
+        <w:rFonts w:ascii="Courier New" w:hAnsi="Courier New" w:cs="Courier New" w:hint="default"/>
+      </w:rPr>
+    </w:lvl>
+    <w:lvl w:ilvl="5" w:tplc="04090005" w:tentative="1">
+      <w:start w:val="1"/>
+      <w:numFmt w:val="bullet"/>
+      <w:lvlText w:val=""/>
+      <w:lvlJc w:val="left"/>
+      <w:pPr>
+        <w:ind w:left="4680" w:hanging="360"/>
+      </w:pPr>
+      <w:rPr>
+        <w:rFonts w:ascii="Wingdings" w:hAnsi="Wingdings" w:hint="default"/>
+      </w:rPr>
+    </w:lvl>
+    <w:lvl w:ilvl="6" w:tplc="04090001" w:tentative="1">
+      <w:start w:val="1"/>
+      <w:numFmt w:val="bullet"/>
+      <w:lvlText w:val=""/>
+      <w:lvlJc w:val="left"/>
+      <w:pPr>
+        <w:ind w:left="5400" w:hanging="360"/>
+      </w:pPr>
+      <w:rPr>
+        <w:rFonts w:ascii="Symbol" w:hAnsi="Symbol" w:hint="default"/>
+      </w:rPr>
+    </w:lvl>
+    <w:lvl w:ilvl="7" w:tplc="04090003" w:tentative="1">
+      <w:start w:val="1"/>
+      <w:numFmt w:val="bullet"/>
+      <w:lvlText w:val="o"/>
+      <w:lvlJc w:val="left"/>
+      <w:pPr>
+        <w:ind w:left="6120" w:hanging="360"/>
+      </w:pPr>
+      <w:rPr>
+        <w:rFonts w:ascii="Courier New" w:hAnsi="Courier New" w:cs="Courier New" w:hint="default"/>
+      </w:rPr>
+    </w:lvl>
+    <w:lvl w:ilvl="8" w:tplc="04090005" w:tentative="1">
+      <w:start w:val="1"/>
+      <w:numFmt w:val="bullet"/>
+      <w:lvlText w:val=""/>
+      <w:lvlJc w:val="left"/>
+      <w:pPr>
+        <w:ind w:left="6840" w:hanging="360"/>
+      </w:pPr>
+      <w:rPr>
+        <w:rFonts w:ascii="Wingdings" w:hAnsi="Wingdings" w:hint="default"/>
+      </w:rPr>
+    </w:lvl>
+  </w:abstractNum>
+  <w:abstractNum w:abstractNumId="12" w15:restartNumberingAfterBreak="0">
     <w:nsid w:val="1C3D138E"/>
     <w:multiLevelType w:val="multilevel"/>
     <w:tmpl w:val="E47A9BCC"/>
@@ -6249,7 +6878,292 @@
       </w:rPr>
     </w:lvl>
   </w:abstractNum>
-  <w:abstractNum w:abstractNumId="12" w15:restartNumberingAfterBreak="0">
+  <w:abstractNum w:abstractNumId="13" w15:restartNumberingAfterBreak="0">
+    <w:nsid w:val="1EFB3C64"/>
+    <w:multiLevelType w:val="hybridMultilevel"/>
+    <w:tmpl w:val="4D88E1D4"/>
+    <w:lvl w:ilvl="0" w:tplc="04090001">
+      <w:start w:val="1"/>
+      <w:numFmt w:val="bullet"/>
+      <w:lvlText w:val=""/>
+      <w:lvlJc w:val="left"/>
+      <w:pPr>
+        <w:ind w:left="1440" w:hanging="360"/>
+      </w:pPr>
+      <w:rPr>
+        <w:rFonts w:ascii="Symbol" w:hAnsi="Symbol" w:hint="default"/>
+      </w:rPr>
+    </w:lvl>
+    <w:lvl w:ilvl="1" w:tplc="04090003" w:tentative="1">
+      <w:start w:val="1"/>
+      <w:numFmt w:val="bullet"/>
+      <w:lvlText w:val="o"/>
+      <w:lvlJc w:val="left"/>
+      <w:pPr>
+        <w:ind w:left="2160" w:hanging="360"/>
+      </w:pPr>
+      <w:rPr>
+        <w:rFonts w:ascii="Courier New" w:hAnsi="Courier New" w:cs="Courier New" w:hint="default"/>
+      </w:rPr>
+    </w:lvl>
+    <w:lvl w:ilvl="2" w:tplc="04090005" w:tentative="1">
+      <w:start w:val="1"/>
+      <w:numFmt w:val="bullet"/>
+      <w:lvlText w:val=""/>
+      <w:lvlJc w:val="left"/>
+      <w:pPr>
+        <w:ind w:left="2880" w:hanging="360"/>
+      </w:pPr>
+      <w:rPr>
+        <w:rFonts w:ascii="Wingdings" w:hAnsi="Wingdings" w:hint="default"/>
+      </w:rPr>
+    </w:lvl>
+    <w:lvl w:ilvl="3" w:tplc="04090001" w:tentative="1">
+      <w:start w:val="1"/>
+      <w:numFmt w:val="bullet"/>
+      <w:lvlText w:val=""/>
+      <w:lvlJc w:val="left"/>
+      <w:pPr>
+        <w:ind w:left="3600" w:hanging="360"/>
+      </w:pPr>
+      <w:rPr>
+        <w:rFonts w:ascii="Symbol" w:hAnsi="Symbol" w:hint="default"/>
+      </w:rPr>
+    </w:lvl>
+    <w:lvl w:ilvl="4" w:tplc="04090003" w:tentative="1">
+      <w:start w:val="1"/>
+      <w:numFmt w:val="bullet"/>
+      <w:lvlText w:val="o"/>
+      <w:lvlJc w:val="left"/>
+      <w:pPr>
+        <w:ind w:left="4320" w:hanging="360"/>
+      </w:pPr>
+      <w:rPr>
+        <w:rFonts w:ascii="Courier New" w:hAnsi="Courier New" w:cs="Courier New" w:hint="default"/>
+      </w:rPr>
+    </w:lvl>
+    <w:lvl w:ilvl="5" w:tplc="04090005" w:tentative="1">
+      <w:start w:val="1"/>
+      <w:numFmt w:val="bullet"/>
+      <w:lvlText w:val=""/>
+      <w:lvlJc w:val="left"/>
+      <w:pPr>
+        <w:ind w:left="5040" w:hanging="360"/>
+      </w:pPr>
+      <w:rPr>
+        <w:rFonts w:ascii="Wingdings" w:hAnsi="Wingdings" w:hint="default"/>
+      </w:rPr>
+    </w:lvl>
+    <w:lvl w:ilvl="6" w:tplc="04090001" w:tentative="1">
+      <w:start w:val="1"/>
+      <w:numFmt w:val="bullet"/>
+      <w:lvlText w:val=""/>
+      <w:lvlJc w:val="left"/>
+      <w:pPr>
+        <w:ind w:left="5760" w:hanging="360"/>
+      </w:pPr>
+      <w:rPr>
+        <w:rFonts w:ascii="Symbol" w:hAnsi="Symbol" w:hint="default"/>
+      </w:rPr>
+    </w:lvl>
+    <w:lvl w:ilvl="7" w:tplc="04090003" w:tentative="1">
+      <w:start w:val="1"/>
+      <w:numFmt w:val="bullet"/>
+      <w:lvlText w:val="o"/>
+      <w:lvlJc w:val="left"/>
+      <w:pPr>
+        <w:ind w:left="6480" w:hanging="360"/>
+      </w:pPr>
+      <w:rPr>
+        <w:rFonts w:ascii="Courier New" w:hAnsi="Courier New" w:cs="Courier New" w:hint="default"/>
+      </w:rPr>
+    </w:lvl>
+    <w:lvl w:ilvl="8" w:tplc="04090005" w:tentative="1">
+      <w:start w:val="1"/>
+      <w:numFmt w:val="bullet"/>
+      <w:lvlText w:val=""/>
+      <w:lvlJc w:val="left"/>
+      <w:pPr>
+        <w:ind w:left="7200" w:hanging="360"/>
+      </w:pPr>
+      <w:rPr>
+        <w:rFonts w:ascii="Wingdings" w:hAnsi="Wingdings" w:hint="default"/>
+      </w:rPr>
+    </w:lvl>
+  </w:abstractNum>
+  <w:abstractNum w:abstractNumId="14" w15:restartNumberingAfterBreak="0">
+    <w:nsid w:val="3563682D"/>
+    <w:multiLevelType w:val="hybridMultilevel"/>
+    <w:tmpl w:val="A52CF6AE"/>
+    <w:lvl w:ilvl="0" w:tplc="0409000F">
+      <w:start w:val="1"/>
+      <w:numFmt w:val="decimal"/>
+      <w:lvlText w:val="%1."/>
+      <w:lvlJc w:val="left"/>
+      <w:pPr>
+        <w:ind w:left="1080" w:hanging="360"/>
+      </w:pPr>
+    </w:lvl>
+    <w:lvl w:ilvl="1" w:tplc="04090019" w:tentative="1">
+      <w:start w:val="1"/>
+      <w:numFmt w:val="lowerLetter"/>
+      <w:lvlText w:val="%2."/>
+      <w:lvlJc w:val="left"/>
+      <w:pPr>
+        <w:ind w:left="1800" w:hanging="360"/>
+      </w:pPr>
+    </w:lvl>
+    <w:lvl w:ilvl="2" w:tplc="0409001B" w:tentative="1">
+      <w:start w:val="1"/>
+      <w:numFmt w:val="lowerRoman"/>
+      <w:lvlText w:val="%3."/>
+      <w:lvlJc w:val="right"/>
+      <w:pPr>
+        <w:ind w:left="2520" w:hanging="180"/>
+      </w:pPr>
+    </w:lvl>
+    <w:lvl w:ilvl="3" w:tplc="0409000F" w:tentative="1">
+      <w:start w:val="1"/>
+      <w:numFmt w:val="decimal"/>
+      <w:lvlText w:val="%4."/>
+      <w:lvlJc w:val="left"/>
+      <w:pPr>
+        <w:ind w:left="3240" w:hanging="360"/>
+      </w:pPr>
+    </w:lvl>
+    <w:lvl w:ilvl="4" w:tplc="04090019" w:tentative="1">
+      <w:start w:val="1"/>
+      <w:numFmt w:val="lowerLetter"/>
+      <w:lvlText w:val="%5."/>
+      <w:lvlJc w:val="left"/>
+      <w:pPr>
+        <w:ind w:left="3960" w:hanging="360"/>
+      </w:pPr>
+    </w:lvl>
+    <w:lvl w:ilvl="5" w:tplc="0409001B" w:tentative="1">
+      <w:start w:val="1"/>
+      <w:numFmt w:val="lowerRoman"/>
+      <w:lvlText w:val="%6."/>
+      <w:lvlJc w:val="right"/>
+      <w:pPr>
+        <w:ind w:left="4680" w:hanging="180"/>
+      </w:pPr>
+    </w:lvl>
+    <w:lvl w:ilvl="6" w:tplc="0409000F" w:tentative="1">
+      <w:start w:val="1"/>
+      <w:numFmt w:val="decimal"/>
+      <w:lvlText w:val="%7."/>
+      <w:lvlJc w:val="left"/>
+      <w:pPr>
+        <w:ind w:left="5400" w:hanging="360"/>
+      </w:pPr>
+    </w:lvl>
+    <w:lvl w:ilvl="7" w:tplc="04090019" w:tentative="1">
+      <w:start w:val="1"/>
+      <w:numFmt w:val="lowerLetter"/>
+      <w:lvlText w:val="%8."/>
+      <w:lvlJc w:val="left"/>
+      <w:pPr>
+        <w:ind w:left="6120" w:hanging="360"/>
+      </w:pPr>
+    </w:lvl>
+    <w:lvl w:ilvl="8" w:tplc="0409001B" w:tentative="1">
+      <w:start w:val="1"/>
+      <w:numFmt w:val="lowerRoman"/>
+      <w:lvlText w:val="%9."/>
+      <w:lvlJc w:val="right"/>
+      <w:pPr>
+        <w:ind w:left="6840" w:hanging="180"/>
+      </w:pPr>
+    </w:lvl>
+  </w:abstractNum>
+  <w:abstractNum w:abstractNumId="15" w15:restartNumberingAfterBreak="0">
+    <w:nsid w:val="54B15087"/>
+    <w:multiLevelType w:val="hybridMultilevel"/>
+    <w:tmpl w:val="167CFABC"/>
+    <w:lvl w:ilvl="0" w:tplc="0409000F">
+      <w:start w:val="1"/>
+      <w:numFmt w:val="decimal"/>
+      <w:lvlText w:val="%1."/>
+      <w:lvlJc w:val="left"/>
+      <w:pPr>
+        <w:ind w:left="1080" w:hanging="360"/>
+      </w:pPr>
+    </w:lvl>
+    <w:lvl w:ilvl="1" w:tplc="04090019" w:tentative="1">
+      <w:start w:val="1"/>
+      <w:numFmt w:val="lowerLetter"/>
+      <w:lvlText w:val="%2."/>
+      <w:lvlJc w:val="left"/>
+      <w:pPr>
+        <w:ind w:left="1440" w:hanging="360"/>
+      </w:pPr>
+    </w:lvl>
+    <w:lvl w:ilvl="2" w:tplc="0409001B" w:tentative="1">
+      <w:start w:val="1"/>
+      <w:numFmt w:val="lowerRoman"/>
+      <w:lvlText w:val="%3."/>
+      <w:lvlJc w:val="right"/>
+      <w:pPr>
+        <w:ind w:left="2160" w:hanging="180"/>
+      </w:pPr>
+    </w:lvl>
+    <w:lvl w:ilvl="3" w:tplc="0409000F" w:tentative="1">
+      <w:start w:val="1"/>
+      <w:numFmt w:val="decimal"/>
+      <w:lvlText w:val="%4."/>
+      <w:lvlJc w:val="left"/>
+      <w:pPr>
+        <w:ind w:left="2880" w:hanging="360"/>
+      </w:pPr>
+    </w:lvl>
+    <w:lvl w:ilvl="4" w:tplc="04090019" w:tentative="1">
+      <w:start w:val="1"/>
+      <w:numFmt w:val="lowerLetter"/>
+      <w:lvlText w:val="%5."/>
+      <w:lvlJc w:val="left"/>
+      <w:pPr>
+        <w:ind w:left="3600" w:hanging="360"/>
+      </w:pPr>
+    </w:lvl>
+    <w:lvl w:ilvl="5" w:tplc="0409001B" w:tentative="1">
+      <w:start w:val="1"/>
+      <w:numFmt w:val="lowerRoman"/>
+      <w:lvlText w:val="%6."/>
+      <w:lvlJc w:val="right"/>
+      <w:pPr>
+        <w:ind w:left="4320" w:hanging="180"/>
+      </w:pPr>
+    </w:lvl>
+    <w:lvl w:ilvl="6" w:tplc="0409000F" w:tentative="1">
+      <w:start w:val="1"/>
+      <w:numFmt w:val="decimal"/>
+      <w:lvlText w:val="%7."/>
+      <w:lvlJc w:val="left"/>
+      <w:pPr>
+        <w:ind w:left="5040" w:hanging="360"/>
+      </w:pPr>
+    </w:lvl>
+    <w:lvl w:ilvl="7" w:tplc="04090019" w:tentative="1">
+      <w:start w:val="1"/>
+      <w:numFmt w:val="lowerLetter"/>
+      <w:lvlText w:val="%8."/>
+      <w:lvlJc w:val="left"/>
+      <w:pPr>
+        <w:ind w:left="5760" w:hanging="360"/>
+      </w:pPr>
+    </w:lvl>
+    <w:lvl w:ilvl="8" w:tplc="0409001B" w:tentative="1">
+      <w:start w:val="1"/>
+      <w:numFmt w:val="lowerRoman"/>
+      <w:lvlText w:val="%9."/>
+      <w:lvlJc w:val="right"/>
+      <w:pPr>
+        <w:ind w:left="6480" w:hanging="180"/>
+      </w:pPr>
+    </w:lvl>
+  </w:abstractNum>
+  <w:abstractNum w:abstractNumId="16" w15:restartNumberingAfterBreak="0">
     <w:nsid w:val="5B7C60C7"/>
     <w:multiLevelType w:val="multilevel"/>
     <w:tmpl w:val="D780EFD8"/>
@@ -6362,7 +7276,93 @@
       </w:pPr>
     </w:lvl>
   </w:abstractNum>
-  <w:abstractNum w:abstractNumId="13" w15:restartNumberingAfterBreak="0">
+  <w:abstractNum w:abstractNumId="17" w15:restartNumberingAfterBreak="0">
+    <w:nsid w:val="5F8370B3"/>
+    <w:multiLevelType w:val="hybridMultilevel"/>
+    <w:tmpl w:val="A58EE8C8"/>
+    <w:lvl w:ilvl="0" w:tplc="0409000F">
+      <w:start w:val="1"/>
+      <w:numFmt w:val="decimal"/>
+      <w:lvlText w:val="%1."/>
+      <w:lvlJc w:val="left"/>
+      <w:pPr>
+        <w:ind w:left="360" w:hanging="360"/>
+      </w:pPr>
+    </w:lvl>
+    <w:lvl w:ilvl="1" w:tplc="04090019" w:tentative="1">
+      <w:start w:val="1"/>
+      <w:numFmt w:val="lowerLetter"/>
+      <w:lvlText w:val="%2."/>
+      <w:lvlJc w:val="left"/>
+      <w:pPr>
+        <w:ind w:left="1080" w:hanging="360"/>
+      </w:pPr>
+    </w:lvl>
+    <w:lvl w:ilvl="2" w:tplc="0409001B" w:tentative="1">
+      <w:start w:val="1"/>
+      <w:numFmt w:val="lowerRoman"/>
+      <w:lvlText w:val="%3."/>
+      <w:lvlJc w:val="right"/>
+      <w:pPr>
+        <w:ind w:left="1800" w:hanging="180"/>
+      </w:pPr>
+    </w:lvl>
+    <w:lvl w:ilvl="3" w:tplc="0409000F" w:tentative="1">
+      <w:start w:val="1"/>
+      <w:numFmt w:val="decimal"/>
+      <w:lvlText w:val="%4."/>
+      <w:lvlJc w:val="left"/>
+      <w:pPr>
+        <w:ind w:left="2520" w:hanging="360"/>
+      </w:pPr>
+    </w:lvl>
+    <w:lvl w:ilvl="4" w:tplc="04090019" w:tentative="1">
+      <w:start w:val="1"/>
+      <w:numFmt w:val="lowerLetter"/>
+      <w:lvlText w:val="%5."/>
+      <w:lvlJc w:val="left"/>
+      <w:pPr>
+        <w:ind w:left="3240" w:hanging="360"/>
+      </w:pPr>
+    </w:lvl>
+    <w:lvl w:ilvl="5" w:tplc="0409001B" w:tentative="1">
+      <w:start w:val="1"/>
+      <w:numFmt w:val="lowerRoman"/>
+      <w:lvlText w:val="%6."/>
+      <w:lvlJc w:val="right"/>
+      <w:pPr>
+        <w:ind w:left="3960" w:hanging="180"/>
+      </w:pPr>
+    </w:lvl>
+    <w:lvl w:ilvl="6" w:tplc="0409000F" w:tentative="1">
+      <w:start w:val="1"/>
+      <w:numFmt w:val="decimal"/>
+      <w:lvlText w:val="%7."/>
+      <w:lvlJc w:val="left"/>
+      <w:pPr>
+        <w:ind w:left="4680" w:hanging="360"/>
+      </w:pPr>
+    </w:lvl>
+    <w:lvl w:ilvl="7" w:tplc="04090019" w:tentative="1">
+      <w:start w:val="1"/>
+      <w:numFmt w:val="lowerLetter"/>
+      <w:lvlText w:val="%8."/>
+      <w:lvlJc w:val="left"/>
+      <w:pPr>
+        <w:ind w:left="5400" w:hanging="360"/>
+      </w:pPr>
+    </w:lvl>
+    <w:lvl w:ilvl="8" w:tplc="0409001B" w:tentative="1">
+      <w:start w:val="1"/>
+      <w:numFmt w:val="lowerRoman"/>
+      <w:lvlText w:val="%9."/>
+      <w:lvlJc w:val="right"/>
+      <w:pPr>
+        <w:ind w:left="6120" w:hanging="180"/>
+      </w:pPr>
+    </w:lvl>
+  </w:abstractNum>
+  <w:abstractNum w:abstractNumId="18" w15:restartNumberingAfterBreak="0">
     <w:nsid w:val="67D479AA"/>
     <w:multiLevelType w:val="multilevel"/>
     <w:tmpl w:val="605E94D2"/>
@@ -6511,7 +7511,7 @@
       </w:rPr>
     </w:lvl>
   </w:abstractNum>
-  <w:abstractNum w:abstractNumId="14" w15:restartNumberingAfterBreak="0">
+  <w:abstractNum w:abstractNumId="19" w15:restartNumberingAfterBreak="0">
     <w:nsid w:val="6C7E7D7E"/>
     <w:multiLevelType w:val="multilevel"/>
     <w:tmpl w:val="49CA2724"/>
@@ -6660,7 +7660,7 @@
       </w:rPr>
     </w:lvl>
   </w:abstractNum>
-  <w:abstractNum w:abstractNumId="15" w15:restartNumberingAfterBreak="0">
+  <w:abstractNum w:abstractNumId="20" w15:restartNumberingAfterBreak="0">
     <w:nsid w:val="76E330AA"/>
     <w:multiLevelType w:val="multilevel"/>
     <w:tmpl w:val="72EE75A0"/>
@@ -6837,25 +7837,40 @@
     <w:abstractNumId w:val="0"/>
   </w:num>
   <w:num w:numId="10" w16cid:durableId="736512278">
-    <w:abstractNumId w:val="11"/>
+    <w:abstractNumId w:val="12"/>
   </w:num>
   <w:num w:numId="11" w16cid:durableId="25563755">
     <w:abstractNumId w:val="10"/>
   </w:num>
   <w:num w:numId="12" w16cid:durableId="1870340850">
-    <w:abstractNumId w:val="14"/>
+    <w:abstractNumId w:val="19"/>
   </w:num>
   <w:num w:numId="13" w16cid:durableId="1656369969">
-    <w:abstractNumId w:val="13"/>
+    <w:abstractNumId w:val="18"/>
   </w:num>
   <w:num w:numId="14" w16cid:durableId="1667780025">
     <w:abstractNumId w:val="9"/>
   </w:num>
   <w:num w:numId="15" w16cid:durableId="128980640">
+    <w:abstractNumId w:val="20"/>
+  </w:num>
+  <w:num w:numId="16" w16cid:durableId="1715232558">
+    <w:abstractNumId w:val="16"/>
+  </w:num>
+  <w:num w:numId="17" w16cid:durableId="714696262">
+    <w:abstractNumId w:val="17"/>
+  </w:num>
+  <w:num w:numId="18" w16cid:durableId="1543595261">
+    <w:abstractNumId w:val="11"/>
+  </w:num>
+  <w:num w:numId="19" w16cid:durableId="290525582">
+    <w:abstractNumId w:val="14"/>
+  </w:num>
+  <w:num w:numId="20" w16cid:durableId="1629778596">
     <w:abstractNumId w:val="15"/>
   </w:num>
-  <w:num w:numId="16" w16cid:durableId="1715232558">
-    <w:abstractNumId w:val="12"/>
+  <w:num w:numId="21" w16cid:durableId="1976644825">
+    <w:abstractNumId w:val="13"/>
   </w:num>
 </w:numbering>
 </file>
@@ -7467,6 +8482,7 @@
   <w:style w:type="character" w:default="1" w:styleId="DefaultParagraphFont">
     <w:name w:val="Default Paragraph Font"/>
     <w:uiPriority w:val="1"/>
+    <w:semiHidden/>
     <w:unhideWhenUsed/>
   </w:style>
   <w:style w:type="table" w:default="1" w:styleId="TableNormal">
